--- a/Phase2/Phase -2 group d3.docx
+++ b/Phase2/Phase -2 group d3.docx
@@ -676,10 +676,10 @@
           <w:noProof/>
         </w:rPr>
         <w:drawing>
-          <wp:inline distT="0" distB="0" distL="0" distR="0" wp14:anchorId="5DF2CC89" wp14:editId="0CEED126">
-            <wp:extent cx="5731510" cy="4297680"/>
-            <wp:effectExtent l="0" t="0" r="2540" b="7620"/>
-            <wp:docPr id="117593458" name="Picture 2"/>
+          <wp:inline distT="0" distB="0" distL="0" distR="0" wp14:anchorId="11B7544F" wp14:editId="5B20839F">
+            <wp:extent cx="5731510" cy="3114675"/>
+            <wp:effectExtent l="0" t="0" r="2540" b="9525"/>
+            <wp:docPr id="21990594" name="Picture 1"/>
             <wp:cNvGraphicFramePr>
               <a:graphicFrameLocks xmlns:a="http://schemas.openxmlformats.org/drawingml/2006/main" noChangeAspect="1"/>
             </wp:cNvGraphicFramePr>
@@ -687,7 +687,7 @@
               <a:graphicData uri="http://schemas.openxmlformats.org/drawingml/2006/picture">
                 <pic:pic xmlns:pic="http://schemas.openxmlformats.org/drawingml/2006/picture">
                   <pic:nvPicPr>
-                    <pic:cNvPr id="117593458" name="Picture 117593458"/>
+                    <pic:cNvPr id="21990594" name="Picture 21990594"/>
                     <pic:cNvPicPr/>
                   </pic:nvPicPr>
                   <pic:blipFill>
@@ -705,7 +705,7 @@
                   <pic:spPr>
                     <a:xfrm>
                       <a:off x="0" y="0"/>
-                      <a:ext cx="5731510" cy="4297680"/>
+                      <a:ext cx="5731510" cy="3114675"/>
                     </a:xfrm>
                     <a:prstGeom prst="rect">
                       <a:avLst/>
@@ -752,7 +752,6 @@
         </w:numPr>
       </w:pPr>
       <w:r>
-        <w:lastRenderedPageBreak/>
         <w:t>Use-case diagram</w:t>
       </w:r>
     </w:p>
@@ -799,6 +798,7 @@
         </w:numPr>
       </w:pPr>
       <w:r>
+        <w:lastRenderedPageBreak/>
         <w:t>List of use-cases</w:t>
       </w:r>
     </w:p>
